--- a/lightning-lesson-v3/Maven_Offer_Naming_and_Landing_Page_Master_Copy_v3.2_Aligned.docx
+++ b/lightning-lesson-v3/Maven_Offer_Naming_and_Landing_Page_Master_Copy_v3.2_Aligned.docx
@@ -2389,7 +2389,7 @@
           <w:i/>
           <w:sz w:val="19"/>
         </w:rPr>
-        <w:t>[Aligned for Lightning Lesson v3.2 — the free lesson now opens with a Welcome slide introducing Temidayo and her authority before the opening poll, folded into the 0:00-3:00 block below. The old undifferentiated “welcome, boundary, and opening poll” framing is replaced accordingly; total duration remains 45 minutes.]</w:t>
+        <w:t>[Aligned for Lightning Lesson v3.2 — the free lesson now opens with a Welcome slide introducing Temidayo and her authority, followed by a concise boundary statement on its own slide, before the opening poll; all three fall within the 0:00-5:00 block below. The old undifferentiated “welcome, boundary, and opening poll” framing is replaced accordingly; total duration remains 45 minutes.]</w:t>
       </w:r>
     </w:p>
     <w:tbl>
@@ -2548,7 +2548,7 @@
                 <w:b/>
                 <w:sz w:val="18"/>
               </w:rPr>
-              <w:t>3:00-8:00</w:t>
+              <w:t>3:00-5:00</w:t>
             </w:r>
           </w:p>
         </w:tc>
@@ -2579,7 +2579,72 @@
                 <w:rFonts w:ascii="Inter" w:hAnsi="Inter"/>
                 <w:sz w:val="19"/>
               </w:rPr>
-              <w:t>Opening poll, what you’ll leave with (with the boundary), and the central insight</w:t>
+              <w:t>Concise boundary and opening poll</w:t>
+            </w:r>
+          </w:p>
+        </w:tc>
+      </w:tr>
+      <w:tr>
+        <w:tc>
+          <w:tcPr>
+            <w:tcW w:type="dxa" w:w="2592"/>
+            <w:vAlign w:val="top"/>
+            <w:shd w:fill="F5F0E8"/>
+            <w:tcMar>
+              <w:top w:w="105" w:type="dxa"/>
+              <w:start w:w="120" w:type="dxa"/>
+              <w:bottom w:w="105" w:type="dxa"/>
+              <w:end w:w="120" w:type="dxa"/>
+            </w:tcMar>
+            <w:tcBorders>
+              <w:top w:val="single" w:sz="4" w:color="D9D1C4"/>
+              <w:left w:val="single" w:sz="4" w:color="D9D1C4"/>
+              <w:bottom w:val="single" w:sz="4" w:color="D9D1C4"/>
+              <w:right w:val="single" w:sz="4" w:color="D9D1C4"/>
+            </w:tcBorders>
+          </w:tcPr>
+          <w:p>
+            <w:pPr>
+              <w:spacing w:after="0"/>
+            </w:pPr>
+            <w:r>
+              <w:rPr>
+                <w:rFonts w:ascii="Inter" w:hAnsi="Inter"/>
+                <w:b/>
+                <w:sz w:val="18"/>
+              </w:rPr>
+              <w:t>5:00-8:00</w:t>
+            </w:r>
+          </w:p>
+        </w:tc>
+        <w:tc>
+          <w:tcPr>
+            <w:tcW w:type="dxa" w:w="7200"/>
+            <w:vAlign w:val="top"/>
+            <w:shd w:fill="FFFFFF"/>
+            <w:tcMar>
+              <w:top w:w="105" w:type="dxa"/>
+              <w:start w:w="120" w:type="dxa"/>
+              <w:bottom w:w="105" w:type="dxa"/>
+              <w:end w:w="120" w:type="dxa"/>
+            </w:tcMar>
+            <w:tcBorders>
+              <w:top w:val="single" w:sz="4" w:color="D9D1C4"/>
+              <w:left w:val="single" w:sz="4" w:color="D9D1C4"/>
+              <w:bottom w:val="single" w:sz="4" w:color="D9D1C4"/>
+              <w:right w:val="single" w:sz="4" w:color="D9D1C4"/>
+            </w:tcBorders>
+          </w:tcPr>
+          <w:p>
+            <w:pPr>
+              <w:spacing w:after="0"/>
+            </w:pPr>
+            <w:r>
+              <w:rPr>
+                <w:rFonts w:ascii="Inter" w:hAnsi="Inter"/>
+                <w:sz w:val="19"/>
+              </w:rPr>
+              <w:t>What you’ll leave with and the central insight</w:t>
             </w:r>
           </w:p>
         </w:tc>

--- a/lightning-lesson-v3/Maven_Offer_Naming_and_Landing_Page_Master_Copy_v3.2_Aligned.docx
+++ b/lightning-lesson-v3/Maven_Offer_Naming_and_Landing_Page_Master_Copy_v3.2_Aligned.docx
@@ -2975,6 +2975,132 @@
         </w:tc>
       </w:tr>
     </w:tbl>
+    <w:p>
+      <w:pPr>
+        <w:spacing w:before="80" w:after="120"/>
+      </w:pPr>
+      <w:r>
+        <w:rPr>
+          <w:b w:val="0"/>
+          <w:i/>
+          <w:sz w:val="19"/>
+        </w:rPr>
+        <w:t>[Operational clarification patch — Career Stall Check distribution and AI boundary made explicit for the free lesson participant experience. Does not change the run-of-show above, the slide deck, or the Career Stall Check artifact.]</w:t>
+      </w:r>
+    </w:p>
+    <w:p>
+      <w:pPr>
+        <w:spacing w:before="80" w:after="80"/>
+      </w:pPr>
+      <w:r>
+        <w:rPr>
+          <w:b/>
+          <w:i w:val="0"/>
+          <w:sz w:val="23"/>
+        </w:rPr>
+        <w:t>Career Stall Check distribution and AI boundary</w:t>
+      </w:r>
+    </w:p>
+    <w:p>
+      <w:pPr>
+        <w:spacing w:after="60"/>
+      </w:pPr>
+      <w:r>
+        <w:rPr>
+          <w:b/>
+          <w:i w:val="0"/>
+          <w:color w:val="C1440E"/>
+        </w:rPr>
+        <w:t xml:space="preserve">•  </w:t>
+      </w:r>
+      <w:r>
+        <w:rPr>
+          <w:b w:val="0"/>
+          <w:i w:val="0"/>
+        </w:rPr>
+        <w:t>Career Stall Check PDF sent 24 hours before the session.</w:t>
+      </w:r>
+    </w:p>
+    <w:p>
+      <w:pPr>
+        <w:spacing w:after="60"/>
+      </w:pPr>
+      <w:r>
+        <w:rPr>
+          <w:b/>
+          <w:i w:val="0"/>
+          <w:color w:val="C1440E"/>
+        </w:rPr>
+        <w:t xml:space="preserve">•  </w:t>
+      </w:r>
+      <w:r>
+        <w:rPr>
+          <w:b w:val="0"/>
+          <w:i w:val="0"/>
+        </w:rPr>
+        <w:t>Participants asked to download but not complete it.</w:t>
+      </w:r>
+    </w:p>
+    <w:p>
+      <w:pPr>
+        <w:spacing w:after="60"/>
+      </w:pPr>
+      <w:r>
+        <w:rPr>
+          <w:b/>
+          <w:i w:val="0"/>
+          <w:color w:val="C1440E"/>
+        </w:rPr>
+        <w:t xml:space="preserve">•  </w:t>
+      </w:r>
+      <w:r>
+        <w:rPr>
+          <w:b w:val="0"/>
+          <w:i w:val="0"/>
+        </w:rPr>
+        <w:t>Link reposted in chat at arrival and minute 23.</w:t>
+      </w:r>
+    </w:p>
+    <w:p>
+      <w:pPr>
+        <w:spacing w:after="60"/>
+      </w:pPr>
+      <w:r>
+        <w:rPr>
+          <w:b/>
+          <w:i w:val="0"/>
+          <w:color w:val="C1440E"/>
+        </w:rPr>
+        <w:t xml:space="preserve">•  </w:t>
+      </w:r>
+      <w:r>
+        <w:rPr>
+          <w:b w:val="0"/>
+          <w:i w:val="0"/>
+        </w:rPr>
+        <w:t>Completed answers remain private and are not collected.</w:t>
+      </w:r>
+    </w:p>
+    <w:p>
+      <w:pPr>
+        <w:spacing w:after="60"/>
+      </w:pPr>
+      <w:r>
+        <w:rPr>
+          <w:b/>
+          <w:i w:val="0"/>
+          <w:color w:val="C1440E"/>
+        </w:rPr>
+        <w:t xml:space="preserve">•  </w:t>
+      </w:r>
+      <w:r>
+        <w:rPr>
+          <w:b w:val="0"/>
+          <w:i w:val="0"/>
+        </w:rPr>
+        <w:t>No participant AI prompt is used in the free lesson.</w:t>
+      </w:r>
+    </w:p>
     <w:p>
       <w:pPr>
         <w:spacing w:after="20"/>
